--- a/ms_word_files/MAGOLIMAN, JOSHUA C. - MY RESUME.docx
+++ b/ms_word_files/MAGOLIMAN, JOSHUA C. - MY RESUME.docx
@@ -148,7 +148,7 @@
           </mc:Choice>
           <mc:Fallback>
             <w:pict>
-              <v:group w14:anchorId="73A0D654" id="Group 1" o:spid="_x0000_s1026" style="position:absolute;margin-left:483.1pt;margin-top:32.15pt;width:100.15pt;height:101.4pt;z-index:251648512;mso-wrap-distance-left:0;mso-wrap-distance-right:0;mso-position-horizontal-relative:page;mso-position-vertical-relative:page;mso-width-relative:margin;mso-height-relative:margin" coordsize="15608,16065" o:gfxdata="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">
+              <v:group w14:anchorId="054F978F" id="Group 1" o:spid="_x0000_s1026" style="position:absolute;margin-left:483.1pt;margin-top:32.15pt;width:100.15pt;height:101.4pt;z-index:251648512;mso-wrap-distance-left:0;mso-wrap-distance-right:0;mso-position-horizontal-relative:page;mso-position-vertical-relative:page;mso-width-relative:margin;mso-height-relative:margin" coordsize="15608,16065" o:gfxdata="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">
                 <v:shapetype id="_x0000_t75" coordsize="21600,21600" o:spt="75" o:preferrelative="t" path="m@4@5l@4@11@9@11@9@5xe" filled="f" stroked="f">
                   <v:stroke joinstyle="miter"/>
                   <v:formulas>
@@ -221,6 +221,15 @@
           <w:spacing w:val="-2"/>
           <w:sz w:val="28"/>
         </w:rPr>
+        <w:t xml:space="preserve">Automation and </w:t>
+      </w:r>
+      <w:r>
+        <w:rPr>
+          <w:b/>
+          <w:color w:val="34465E"/>
+          <w:spacing w:val="-2"/>
+          <w:sz w:val="28"/>
+        </w:rPr>
         <w:t>Full</w:t>
       </w:r>
       <w:r>
@@ -257,78 +266,7 @@
           <w:spacing w:val="-2"/>
           <w:sz w:val="28"/>
         </w:rPr>
-        <w:t>Developer/</w:t>
-      </w:r>
-      <w:r>
-        <w:rPr>
-          <w:b/>
-          <w:color w:val="34465E"/>
-          <w:spacing w:val="-8"/>
-          <w:sz w:val="28"/>
-        </w:rPr>
-        <w:t xml:space="preserve"> </w:t>
-      </w:r>
-      <w:r>
-        <w:rPr>
-          <w:b/>
-          <w:color w:val="34465E"/>
-          <w:spacing w:val="-2"/>
-          <w:sz w:val="28"/>
-        </w:rPr>
-        <w:t>Software</w:t>
-      </w:r>
-      <w:r>
-        <w:rPr>
-          <w:b/>
-          <w:color w:val="34465E"/>
-          <w:spacing w:val="-1"/>
-          <w:sz w:val="28"/>
-        </w:rPr>
-        <w:t xml:space="preserve"> </w:t>
-      </w:r>
-      <w:r>
-        <w:rPr>
-          <w:b/>
-          <w:color w:val="34465E"/>
-          <w:spacing w:val="-2"/>
-          <w:sz w:val="28"/>
-        </w:rPr>
-        <w:t>Engineer</w:t>
-      </w:r>
-      <w:r>
-        <w:rPr>
-          <w:b/>
-          <w:color w:val="34465E"/>
-          <w:spacing w:val="-1"/>
-          <w:sz w:val="28"/>
-        </w:rPr>
-        <w:t xml:space="preserve"> </w:t>
-      </w:r>
-      <w:r>
-        <w:rPr>
-          <w:b/>
-          <w:color w:val="34465E"/>
-          <w:spacing w:val="-2"/>
-          <w:sz w:val="28"/>
-        </w:rPr>
-        <w:t>/</w:t>
-      </w:r>
-      <w:r>
-        <w:rPr>
-          <w:b/>
-          <w:color w:val="34465E"/>
-          <w:sz w:val="28"/>
-        </w:rPr>
-        <w:t xml:space="preserve"> </w:t>
-      </w:r>
-      <w:r>
-        <w:rPr>
-          <w:b/>
-          <w:color w:val="34465E"/>
-          <w:spacing w:val="-2"/>
-          <w:sz w:val="28"/>
-        </w:rPr>
-        <w:t>Programmer</w:t>
+        <w:t>Developer</w:t>
       </w:r>
     </w:p>
     <w:p>
@@ -2076,6 +2014,12 @@
         <w:rPr>
           <w:color w:val="2874A6"/>
         </w:rPr>
+        <w:t xml:space="preserve">Automation and </w:t>
+      </w:r>
+      <w:r>
+        <w:rPr>
+          <w:color w:val="2874A6"/>
+        </w:rPr>
         <w:t>Full</w:t>
       </w:r>
       <w:r>
@@ -2151,8 +2095,6 @@
         </w:rPr>
         <w:t xml:space="preserve"> Night shift</w:t>
       </w:r>
-      <w:bookmarkStart w:id="0" w:name="_GoBack"/>
-      <w:bookmarkEnd w:id="0"/>
     </w:p>
     <w:p>
       <w:pPr>
@@ -4066,6 +4008,8 @@
       <w:r>
         <w:t>and performance optimization.</w:t>
       </w:r>
+      <w:bookmarkStart w:id="0" w:name="_GoBack"/>
+      <w:bookmarkEnd w:id="0"/>
     </w:p>
     <w:sectPr>
       <w:pgSz w:w="12240" w:h="15840"/>

--- a/ms_word_files/MAGOLIMAN, JOSHUA C. - MY RESUME.docx
+++ b/ms_word_files/MAGOLIMAN, JOSHUA C. - MY RESUME.docx
@@ -148,7 +148,7 @@
           </mc:Choice>
           <mc:Fallback>
             <w:pict>
-              <v:group w14:anchorId="054F978F" id="Group 1" o:spid="_x0000_s1026" style="position:absolute;margin-left:483.1pt;margin-top:32.15pt;width:100.15pt;height:101.4pt;z-index:251648512;mso-wrap-distance-left:0;mso-wrap-distance-right:0;mso-position-horizontal-relative:page;mso-position-vertical-relative:page;mso-width-relative:margin;mso-height-relative:margin" coordsize="15608,16065" o:gfxdata="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">
+              <v:group w14:anchorId="4460F85D" id="Group 1" o:spid="_x0000_s1026" style="position:absolute;margin-left:483.1pt;margin-top:32.15pt;width:100.15pt;height:101.4pt;z-index:251648512;mso-wrap-distance-left:0;mso-wrap-distance-right:0;mso-position-horizontal-relative:page;mso-position-vertical-relative:page;mso-width-relative:margin;mso-height-relative:margin" coordsize="15608,16065" o:gfxdata="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">
                 <v:shapetype id="_x0000_t75" coordsize="21600,21600" o:spt="75" o:preferrelative="t" path="m@4@5l@4@11@9@11@9@5xe" filled="f" stroked="f">
                   <v:stroke joinstyle="miter"/>
                   <v:formulas>
@@ -863,7 +863,13 @@
         <w:t xml:space="preserve"> </w:t>
       </w:r>
       <w:r>
-        <w:t>passionate Full Stack Developer / Software Engineer/ Programmer with more than 4 years of extensive professional work experience in developing efficient, scalable,</w:t>
+        <w:t>pa</w:t>
+      </w:r>
+      <w:r>
+        <w:t>ssionate Automation and Full Stack Developer with more than 5</w:t>
+      </w:r>
+      <w:r>
+        <w:t xml:space="preserve"> years of extensive professional work experience in developing efficient, scalable,</w:t>
       </w:r>
       <w:r>
         <w:rPr>
@@ -3640,6 +3646,8 @@
         </w:rPr>
         <w:t>2018</w:t>
       </w:r>
+      <w:bookmarkStart w:id="0" w:name="_GoBack"/>
+      <w:bookmarkEnd w:id="0"/>
       <w:r>
         <w:br/>
       </w:r>
@@ -4008,8 +4016,6 @@
       <w:r>
         <w:t>and performance optimization.</w:t>
       </w:r>
-      <w:bookmarkStart w:id="0" w:name="_GoBack"/>
-      <w:bookmarkEnd w:id="0"/>
     </w:p>
     <w:sectPr>
       <w:pgSz w:w="12240" w:h="15840"/>

--- a/ms_word_files/MAGOLIMAN, JOSHUA C. - MY RESUME.docx
+++ b/ms_word_files/MAGOLIMAN, JOSHUA C. - MY RESUME.docx
@@ -148,7 +148,7 @@
           </mc:Choice>
           <mc:Fallback>
             <w:pict>
-              <v:group w14:anchorId="4460F85D" id="Group 1" o:spid="_x0000_s1026" style="position:absolute;margin-left:483.1pt;margin-top:32.15pt;width:100.15pt;height:101.4pt;z-index:251648512;mso-wrap-distance-left:0;mso-wrap-distance-right:0;mso-position-horizontal-relative:page;mso-position-vertical-relative:page;mso-width-relative:margin;mso-height-relative:margin" coordsize="15608,16065" o:gfxdata="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">
+              <v:group w14:anchorId="6A32023D" id="Group 1" o:spid="_x0000_s1026" style="position:absolute;margin-left:483.1pt;margin-top:32.15pt;width:100.15pt;height:101.4pt;z-index:251648512;mso-wrap-distance-left:0;mso-wrap-distance-right:0;mso-position-horizontal-relative:page;mso-position-vertical-relative:page;mso-width-relative:margin;mso-height-relative:margin" coordsize="15608,16065" o:gfxdata="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">
                 <v:shapetype id="_x0000_t75" coordsize="21600,21600" o:spt="75" o:preferrelative="t" path="m@4@5l@4@11@9@11@9@5xe" filled="f" stroked="f">
                   <v:stroke joinstyle="miter"/>
                   <v:formulas>
@@ -214,15 +214,6 @@
           <w:sz w:val="28"/>
         </w:rPr>
       </w:pPr>
-      <w:r>
-        <w:rPr>
-          <w:b/>
-          <w:color w:val="34465E"/>
-          <w:spacing w:val="-2"/>
-          <w:sz w:val="28"/>
-        </w:rPr>
-        <w:t xml:space="preserve">Automation and </w:t>
-      </w:r>
       <w:r>
         <w:rPr>
           <w:b/>
@@ -2020,12 +2011,6 @@
         <w:rPr>
           <w:color w:val="2874A6"/>
         </w:rPr>
-        <w:t xml:space="preserve">Automation and </w:t>
-      </w:r>
-      <w:r>
-        <w:rPr>
-          <w:color w:val="2874A6"/>
-        </w:rPr>
         <w:t>Full</w:t>
       </w:r>
       <w:r>
@@ -3456,6 +3441,8 @@
         </w:rPr>
         <w:br/>
       </w:r>
+      <w:bookmarkStart w:id="0" w:name="_GoBack"/>
+      <w:bookmarkEnd w:id="0"/>
       <w:r>
         <w:rPr>
           <w:spacing w:val="-2"/>
@@ -3646,8 +3633,6 @@
         </w:rPr>
         <w:t>2018</w:t>
       </w:r>
-      <w:bookmarkStart w:id="0" w:name="_GoBack"/>
-      <w:bookmarkEnd w:id="0"/>
       <w:r>
         <w:br/>
       </w:r>

--- a/ms_word_files/MAGOLIMAN, JOSHUA C. - MY RESUME.docx
+++ b/ms_word_files/MAGOLIMAN, JOSHUA C. - MY RESUME.docx
@@ -204,6 +204,8 @@
         </w:rPr>
         <w:t>Magoliman</w:t>
       </w:r>
+      <w:bookmarkStart w:id="0" w:name="_GoBack"/>
+      <w:bookmarkEnd w:id="0"/>
       <w:proofErr w:type="spellEnd"/>
     </w:p>
     <w:p>
@@ -258,6 +260,24 @@
           <w:sz w:val="28"/>
         </w:rPr>
         <w:t>Developer</w:t>
+      </w:r>
+      <w:r>
+        <w:rPr>
+          <w:b/>
+          <w:color w:val="34465E"/>
+          <w:spacing w:val="-2"/>
+          <w:sz w:val="28"/>
+        </w:rPr>
+        <w:t xml:space="preserve"> / </w:t>
+      </w:r>
+      <w:r>
+        <w:rPr>
+          <w:b/>
+          <w:color w:val="34465E"/>
+          <w:spacing w:val="-2"/>
+          <w:sz w:val="28"/>
+        </w:rPr>
+        <w:t>Software Engineer</w:t>
       </w:r>
     </w:p>
     <w:p>
@@ -3441,8 +3461,6 @@
         </w:rPr>
         <w:br/>
       </w:r>
-      <w:bookmarkStart w:id="0" w:name="_GoBack"/>
-      <w:bookmarkEnd w:id="0"/>
       <w:r>
         <w:rPr>
           <w:spacing w:val="-2"/>
@@ -4573,6 +4591,29 @@
       <w:szCs w:val="24"/>
     </w:rPr>
   </w:style>
+  <w:style w:type="paragraph" w:styleId="Heading3">
+    <w:name w:val="heading 3"/>
+    <w:basedOn w:val="Normal"/>
+    <w:next w:val="Normal"/>
+    <w:link w:val="Heading3Char"/>
+    <w:uiPriority w:val="9"/>
+    <w:semiHidden/>
+    <w:unhideWhenUsed/>
+    <w:qFormat/>
+    <w:rsid w:val="007A7392"/>
+    <w:pPr>
+      <w:keepNext/>
+      <w:keepLines/>
+      <w:spacing w:before="40"/>
+      <w:outlineLvl w:val="2"/>
+    </w:pPr>
+    <w:rPr>
+      <w:rFonts w:asciiTheme="majorHAnsi" w:eastAsiaTheme="majorEastAsia" w:hAnsiTheme="majorHAnsi" w:cstheme="majorBidi"/>
+      <w:color w:val="243F60" w:themeColor="accent1" w:themeShade="7F"/>
+      <w:sz w:val="24"/>
+      <w:szCs w:val="24"/>
+    </w:rPr>
+  </w:style>
   <w:style w:type="character" w:default="1" w:styleId="DefaultParagraphFont">
     <w:name w:val="Default Paragraph Font"/>
     <w:uiPriority w:val="1"/>
@@ -4643,6 +4684,20 @@
     <w:rPr>
       <w:color w:val="0000FF" w:themeColor="hyperlink"/>
       <w:u w:val="single"/>
+    </w:rPr>
+  </w:style>
+  <w:style w:type="character" w:customStyle="1" w:styleId="Heading3Char">
+    <w:name w:val="Heading 3 Char"/>
+    <w:basedOn w:val="DefaultParagraphFont"/>
+    <w:link w:val="Heading3"/>
+    <w:uiPriority w:val="9"/>
+    <w:semiHidden/>
+    <w:rsid w:val="007A7392"/>
+    <w:rPr>
+      <w:rFonts w:asciiTheme="majorHAnsi" w:eastAsiaTheme="majorEastAsia" w:hAnsiTheme="majorHAnsi" w:cstheme="majorBidi"/>
+      <w:color w:val="243F60" w:themeColor="accent1" w:themeShade="7F"/>
+      <w:sz w:val="24"/>
+      <w:szCs w:val="24"/>
     </w:rPr>
   </w:style>
 </w:styles>

--- a/ms_word_files/MAGOLIMAN, JOSHUA C. - MY RESUME.docx
+++ b/ms_word_files/MAGOLIMAN, JOSHUA C. - MY RESUME.docx
@@ -204,8 +204,6 @@
         </w:rPr>
         <w:t>Magoliman</w:t>
       </w:r>
-      <w:bookmarkStart w:id="0" w:name="_GoBack"/>
-      <w:bookmarkEnd w:id="0"/>
       <w:proofErr w:type="spellEnd"/>
     </w:p>
     <w:p>
@@ -424,21 +422,23 @@
                             </w:r>
                             <w:r>
                               <w:rPr>
-                                <w:spacing w:val="-2"/>
+                                <w:spacing w:val="-6"/>
                               </w:rPr>
-                              <w:t>Marikina</w:t>
+                              <w:t xml:space="preserve"> </w:t>
                             </w:r>
+                            <w:proofErr w:type="spellStart"/>
                             <w:r>
                               <w:rPr>
                                 <w:spacing w:val="-6"/>
                               </w:rPr>
-                              <w:t xml:space="preserve"> </w:t>
+                              <w:t>Binangonan</w:t>
                             </w:r>
+                            <w:proofErr w:type="spellEnd"/>
                             <w:r>
                               <w:rPr>
                                 <w:spacing w:val="-2"/>
                               </w:rPr>
-                              <w:t>City,</w:t>
+                              <w:t>,</w:t>
                             </w:r>
                             <w:r>
                               <w:rPr>
@@ -448,21 +448,15 @@
                             </w:r>
                             <w:r>
                               <w:rPr>
-                                <w:spacing w:val="-2"/>
-                              </w:rPr>
-                              <w:t>Metro</w:t>
-                            </w:r>
-                            <w:r>
-                              <w:rPr>
                                 <w:spacing w:val="-4"/>
                               </w:rPr>
-                              <w:t xml:space="preserve"> </w:t>
+                              <w:t>Rizal</w:t>
                             </w:r>
                             <w:r>
                               <w:rPr>
                                 <w:spacing w:val="-2"/>
                               </w:rPr>
-                              <w:t>Manila,</w:t>
+                              <w:t>,</w:t>
                             </w:r>
                             <w:r>
                               <w:rPr>
@@ -648,21 +642,23 @@
                       </w:r>
                       <w:r>
                         <w:rPr>
-                          <w:spacing w:val="-2"/>
+                          <w:spacing w:val="-6"/>
                         </w:rPr>
-                        <w:t>Marikina</w:t>
+                        <w:t xml:space="preserve"> </w:t>
                       </w:r>
+                      <w:proofErr w:type="spellStart"/>
                       <w:r>
                         <w:rPr>
                           <w:spacing w:val="-6"/>
                         </w:rPr>
-                        <w:t xml:space="preserve"> </w:t>
+                        <w:t>Binangonan</w:t>
                       </w:r>
+                      <w:proofErr w:type="spellEnd"/>
                       <w:r>
                         <w:rPr>
                           <w:spacing w:val="-2"/>
                         </w:rPr>
-                        <w:t>City,</w:t>
+                        <w:t>,</w:t>
                       </w:r>
                       <w:r>
                         <w:rPr>
@@ -672,21 +668,15 @@
                       </w:r>
                       <w:r>
                         <w:rPr>
-                          <w:spacing w:val="-2"/>
-                        </w:rPr>
-                        <w:t>Metro</w:t>
-                      </w:r>
-                      <w:r>
-                        <w:rPr>
                           <w:spacing w:val="-4"/>
                         </w:rPr>
-                        <w:t xml:space="preserve"> </w:t>
+                        <w:t>Rizal</w:t>
                       </w:r>
                       <w:r>
                         <w:rPr>
                           <w:spacing w:val="-2"/>
                         </w:rPr>
-                        <w:t>Manila,</w:t>
+                        <w:t>,</w:t>
                       </w:r>
                       <w:r>
                         <w:rPr>
@@ -877,7 +867,10 @@
         <w:t>pa</w:t>
       </w:r>
       <w:r>
-        <w:t>ssionate Automation and Full Stack Developer with more than 5</w:t>
+        <w:t xml:space="preserve">ssionate </w:t>
+      </w:r>
+      <w:r>
+        <w:t>Full Stack Developer with more than 5</w:t>
       </w:r>
       <w:r>
         <w:t xml:space="preserve"> years of extensive professional work experience in developing efficient, scalable,</w:t>
@@ -1993,6 +1986,17 @@
       <w:r>
         <w:t>, TDD</w:t>
       </w:r>
+      <w:r>
+        <w:t xml:space="preserve">, Power Automate, Monolithic and </w:t>
+      </w:r>
+      <w:proofErr w:type="spellStart"/>
+      <w:r>
+        <w:t>Microservices</w:t>
+      </w:r>
+      <w:proofErr w:type="spellEnd"/>
+      <w:r>
+        <w:t xml:space="preserve"> Architecture</w:t>
+      </w:r>
     </w:p>
     <w:p>
       <w:pPr>
@@ -2196,7 +2200,7 @@
         <w:rPr>
           <w:b/>
         </w:rPr>
-        <w:t>Present</w:t>
+        <w:t>June 05, 2026 (1 year and 1 month)</w:t>
       </w:r>
     </w:p>
     <w:p>
@@ -3120,6 +3124,8 @@
         </w:rPr>
         <w:t>Philippines)</w:t>
       </w:r>
+      <w:bookmarkStart w:id="0" w:name="_GoBack"/>
+      <w:bookmarkEnd w:id="0"/>
     </w:p>
     <w:p>
       <w:pPr>

--- a/ms_word_files/MAGOLIMAN, JOSHUA C. - MY RESUME.docx
+++ b/ms_word_files/MAGOLIMAN, JOSHUA C. - MY RESUME.docx
@@ -2025,6 +2025,8 @@
         </w:rPr>
         <w:t>Experience</w:t>
       </w:r>
+      <w:bookmarkStart w:id="0" w:name="_GoBack"/>
+      <w:bookmarkEnd w:id="0"/>
     </w:p>
     <w:p>
       <w:pPr>
@@ -2200,7 +2202,13 @@
         <w:rPr>
           <w:b/>
         </w:rPr>
-        <w:t>June 05, 2026 (1 year and 1 month)</w:t>
+        <w:t>Jun</w:t>
+      </w:r>
+      <w:r>
+        <w:rPr>
+          <w:b/>
+        </w:rPr>
+        <w:t xml:space="preserve"> 05, 2026 (1 year and 1 month)</w:t>
       </w:r>
     </w:p>
     <w:p>
@@ -3124,8 +3132,6 @@
         </w:rPr>
         <w:t>Philippines)</w:t>
       </w:r>
-      <w:bookmarkStart w:id="0" w:name="_GoBack"/>
-      <w:bookmarkEnd w:id="0"/>
     </w:p>
     <w:p>
       <w:pPr>

--- a/ms_word_files/MAGOLIMAN, JOSHUA C. - MY RESUME.docx
+++ b/ms_word_files/MAGOLIMAN, JOSHUA C. - MY RESUME.docx
@@ -800,6 +800,8 @@
         <w:spacing w:before="6"/>
         <w:ind w:right="1271"/>
       </w:pPr>
+      <w:bookmarkStart w:id="0" w:name="_GoBack"/>
+      <w:bookmarkEnd w:id="0"/>
     </w:p>
     <w:p>
       <w:pPr>
@@ -1455,6 +1457,14 @@
       <w:proofErr w:type="spellStart"/>
       <w:r>
         <w:t>Vuex</w:t>
+      </w:r>
+      <w:proofErr w:type="spellEnd"/>
+      <w:r>
+        <w:t xml:space="preserve"> or </w:t>
+      </w:r>
+      <w:proofErr w:type="spellStart"/>
+      <w:r>
+        <w:t>Pinia</w:t>
       </w:r>
       <w:proofErr w:type="spellEnd"/>
       <w:r>
@@ -2025,8 +2035,6 @@
         </w:rPr>
         <w:t>Experience</w:t>
       </w:r>
-      <w:bookmarkStart w:id="0" w:name="_GoBack"/>
-      <w:bookmarkEnd w:id="0"/>
     </w:p>
     <w:p>
       <w:pPr>
